--- a/uploads/Proposta/Proposta-Adicional_CREDENCIAMENTO_LATAM RETAIL_.docx
+++ b/uploads/Proposta/Proposta-Adicional_CREDENCIAMENTO_LATAM RETAIL_.docx
@@ -654,7 +654,11 @@
           <w:sz w:val="24"/>
           <w:szCs w:val="24"/>
         </w:rPr>
-        <w:t xml:space="preserve">• 12 Leitor Opn, 3 Diária(s), de: 15/09/2026 até: 17/09/2026</w:t>
+        <w:t xml:space="preserve">• 12 Leitor Opn</w:t>
+        <w:br/>
+        <w:t xml:space="preserve">        </w:t>
+        <w:br/>
+        <w:t xml:space="preserve">        [Adicional], 3 Diária(s), de: 15/09/2026 até: 17/09/2026</w:t>
       </w:r>
     </w:p>
     <w:p>
@@ -1023,7 +1027,7 @@
           <w:i/>
           <w:iCs/>
         </w:rPr>
-        <w:t xml:space="preserve">08/09/2026</w:t>
+        <w:t xml:space="preserve">24/09/2026</w:t>
       </w:r>
     </w:p>
     <w:p>
